--- a/TARS_Rapor_v2.docx
+++ b/TARS_Rapor_v2.docx
@@ -124,15 +124,7 @@
           <w:sz w:val="20"/>
           <w:szCs w:val="20"/>
         </w:rPr>
-        <w:t>202</w:t>
-      </w:r>
-      <w:r>
-        <w:rPr>
-          <w:rFonts w:eastAsia="Times New Roman" w:cs="Times New Roman"/>
-          <w:sz w:val="20"/>
-          <w:szCs w:val="20"/>
-        </w:rPr>
-        <w:t>6</w:t>
+        <w:t>2026</w:t>
       </w:r>
     </w:p>
     <w:p>
@@ -303,23 +295,7 @@
           <w:sz w:val="20"/>
           <w:szCs w:val="20"/>
         </w:rPr>
-        <w:t>Bu gereksinimden hareketle TARS (T</w:t>
-      </w:r>
-      <w:r>
-        <w:rPr>
-          <w:rFonts w:eastAsia="Times New Roman" w:cs="Times New Roman"/>
-          <w:sz w:val="20"/>
-          <w:szCs w:val="20"/>
-        </w:rPr>
-        <w:t>eknik Araştırma ve Sorgu Sistemi</w:t>
-      </w:r>
-      <w:r>
-        <w:rPr>
-          <w:rFonts w:eastAsia="Times New Roman" w:cs="Times New Roman"/>
-          <w:sz w:val="20"/>
-          <w:szCs w:val="20"/>
-        </w:rPr>
-        <w:t>) projesi doğmuştur. Projenin amacı, gömülü sistemler üzerinde çalışırken teknik detaylara erişimde harcanan zamanı azaltmak ve mühendise anlık, güvenilir Türkçe yanıtlar üretebilen bir dil modeli sunmaktır. Uzun vadede TARS'ın Streamlit veya Gradio tabanlı bir chatbot arayüzüne dönüştürülmesi, Ollama üzerinden yerel çalışması ve konuşma geçmişini hatırlayan bir bellek mekanizmasıyla güçlendirilmesi planlanmaktadır.</w:t>
+        <w:t>Bu gereksinimden hareketle TARS (Teknik Araştırma ve Sorgu Sistemi) projesi doğmuştur. Projenin amacı, gömülü sistemler üzerinde çalışırken teknik detaylara erişimde harcanan zamanı azaltmak ve mühendise anlık, güvenilir Türkçe yanıtlar üretebilen bir dil modeli sunmaktır. Uzun vadede TARS'ın Streamlit veya Gradio tabanlı bir chatbot arayüzüne dönüştürülmesi, Ollama üzerinden yerel çalışması ve konuşma geçmişini hatırlayan bir bellek mekanizmasıyla güçlendirilmesi planlanmaktadır.</w:t>
       </w:r>
     </w:p>
     <w:p>
@@ -381,23 +357,7 @@
           <w:sz w:val="20"/>
           <w:szCs w:val="20"/>
         </w:rPr>
-        <w:t>Projede kullanılan veri kümesi iki ana bileşenden oluşmaktadır. Birinci bileşen, gömülü sistemler alanındaki 20'ye yakın teknik kaynaktan derlenen Word (.docx) ve PDF formatındaki belgelerdir; bu belgeler ADC, IMU, UART, SPI, entegrasyon raporları ve sistem mimarisi gibi konuları kapsamakta olup docs/ dizini altında 17 ayrı dosya olarak tutulmaktadır. İkinci bileşen ise Alpaca formatında — her satırda instruction, input ve output alanları barındıran — 3</w:t>
-      </w:r>
-      <w:r>
-        <w:rPr>
-          <w:rFonts w:eastAsia="Times New Roman" w:cs="Times New Roman"/>
-          <w:sz w:val="20"/>
-          <w:szCs w:val="20"/>
-        </w:rPr>
-        <w:t>80+</w:t>
-      </w:r>
-      <w:r>
-        <w:rPr>
-          <w:rFonts w:eastAsia="Times New Roman" w:cs="Times New Roman"/>
-          <w:sz w:val="20"/>
-          <w:szCs w:val="20"/>
-        </w:rPr>
-        <w:t xml:space="preserve"> soru-cevap çiftinden oluşan JSONL verisidir. Bu veri, ince ayar sırasında modele gömülü sistem sorularına nasıl Türkçe yanıt verileceğini doğrudan öğretmek amacıyla kullanılmıştır.</w:t>
+        <w:t>Projede kullanılan veri kümesi iki ana bileşenden oluşmaktadır. Birinci bileşen, gömülü sistemler alanındaki 20'ye yakın teknik kaynaktan derlenen Word (.docx) ve PDF formatındaki belgelerdir; bu belgeler ADC, IMU, UART, SPI, entegrasyon raporları ve sistem mimarisi gibi konuları kapsamakta olup docs/ dizini altında 17 ayrı dosya olarak tutulmaktadır. İkinci bileşen ise Alpaca formatında — her satırda instruction, input ve output alanları barındıran — 380+ soru-cevap çiftinden oluşan JSONL verisidir. Bu veri, ince ayar sırasında modele gömülü sistem sorularına nasıl Türkçe yanıt verileceğini doğrudan öğretmek amacıyla kullanılmıştır.</w:t>
       </w:r>
     </w:p>
     <w:p>
@@ -2398,8 +2358,8 @@
       <w:tblGrid>
         <w:gridCol w:w="3000"/>
         <w:gridCol w:w="2000"/>
-        <w:gridCol w:w="1999"/>
-        <w:gridCol w:w="2027"/>
+        <w:gridCol w:w="1998"/>
+        <w:gridCol w:w="2028"/>
       </w:tblGrid>
       <w:tr>
         <w:trPr/>
@@ -2467,7 +2427,7 @@
         </w:tc>
         <w:tc>
           <w:tcPr>
-            <w:tcW w:w="1999" w:type="dxa"/>
+            <w:tcW w:w="1998" w:type="dxa"/>
             <w:tcBorders>
               <w:top w:val="single" w:sz="4" w:space="0" w:color="AAAAAA"/>
               <w:start w:val="single" w:sz="4" w:space="0" w:color="AAAAAA"/>
@@ -2498,7 +2458,7 @@
         </w:tc>
         <w:tc>
           <w:tcPr>
-            <w:tcW w:w="2027" w:type="dxa"/>
+            <w:tcW w:w="2028" w:type="dxa"/>
             <w:tcBorders>
               <w:top w:val="single" w:sz="4" w:space="0" w:color="AAAAAA"/>
               <w:start w:val="single" w:sz="4" w:space="0" w:color="AAAAAA"/>
@@ -2594,7 +2554,7 @@
         </w:tc>
         <w:tc>
           <w:tcPr>
-            <w:tcW w:w="1999" w:type="dxa"/>
+            <w:tcW w:w="1998" w:type="dxa"/>
             <w:tcBorders>
               <w:top w:val="single" w:sz="4" w:space="0" w:color="AAAAAA"/>
               <w:start w:val="single" w:sz="4" w:space="0" w:color="AAAAAA"/>
@@ -2625,7 +2585,7 @@
         </w:tc>
         <w:tc>
           <w:tcPr>
-            <w:tcW w:w="2027" w:type="dxa"/>
+            <w:tcW w:w="2028" w:type="dxa"/>
             <w:tcBorders>
               <w:top w:val="single" w:sz="4" w:space="0" w:color="AAAAAA"/>
               <w:start w:val="single" w:sz="4" w:space="0" w:color="AAAAAA"/>
@@ -2719,7 +2679,7 @@
         </w:tc>
         <w:tc>
           <w:tcPr>
-            <w:tcW w:w="1999" w:type="dxa"/>
+            <w:tcW w:w="1998" w:type="dxa"/>
             <w:tcBorders>
               <w:top w:val="single" w:sz="4" w:space="0" w:color="AAAAAA"/>
               <w:start w:val="single" w:sz="4" w:space="0" w:color="AAAAAA"/>
@@ -2749,7 +2709,7 @@
         </w:tc>
         <w:tc>
           <w:tcPr>
-            <w:tcW w:w="2027" w:type="dxa"/>
+            <w:tcW w:w="2028" w:type="dxa"/>
             <w:tcBorders>
               <w:top w:val="single" w:sz="4" w:space="0" w:color="AAAAAA"/>
               <w:start w:val="single" w:sz="4" w:space="0" w:color="AAAAAA"/>
@@ -2844,7 +2804,7 @@
         </w:tc>
         <w:tc>
           <w:tcPr>
-            <w:tcW w:w="1999" w:type="dxa"/>
+            <w:tcW w:w="1998" w:type="dxa"/>
             <w:tcBorders>
               <w:top w:val="single" w:sz="4" w:space="0" w:color="AAAAAA"/>
               <w:start w:val="single" w:sz="4" w:space="0" w:color="AAAAAA"/>
@@ -2875,7 +2835,7 @@
         </w:tc>
         <w:tc>
           <w:tcPr>
-            <w:tcW w:w="2027" w:type="dxa"/>
+            <w:tcW w:w="2028" w:type="dxa"/>
             <w:tcBorders>
               <w:top w:val="single" w:sz="4" w:space="0" w:color="AAAAAA"/>
               <w:start w:val="single" w:sz="4" w:space="0" w:color="AAAAAA"/>
@@ -2969,7 +2929,7 @@
         </w:tc>
         <w:tc>
           <w:tcPr>
-            <w:tcW w:w="1999" w:type="dxa"/>
+            <w:tcW w:w="1998" w:type="dxa"/>
             <w:tcBorders>
               <w:top w:val="single" w:sz="4" w:space="0" w:color="AAAAAA"/>
               <w:start w:val="single" w:sz="4" w:space="0" w:color="AAAAAA"/>
@@ -2999,7 +2959,7 @@
         </w:tc>
         <w:tc>
           <w:tcPr>
-            <w:tcW w:w="2027" w:type="dxa"/>
+            <w:tcW w:w="2028" w:type="dxa"/>
             <w:tcBorders>
               <w:top w:val="single" w:sz="4" w:space="0" w:color="AAAAAA"/>
               <w:start w:val="single" w:sz="4" w:space="0" w:color="AAAAAA"/>
@@ -3094,7 +3054,7 @@
         </w:tc>
         <w:tc>
           <w:tcPr>
-            <w:tcW w:w="1999" w:type="dxa"/>
+            <w:tcW w:w="1998" w:type="dxa"/>
             <w:tcBorders>
               <w:top w:val="single" w:sz="4" w:space="0" w:color="AAAAAA"/>
               <w:start w:val="single" w:sz="4" w:space="0" w:color="AAAAAA"/>
@@ -3125,7 +3085,7 @@
         </w:tc>
         <w:tc>
           <w:tcPr>
-            <w:tcW w:w="2027" w:type="dxa"/>
+            <w:tcW w:w="2028" w:type="dxa"/>
             <w:tcBorders>
               <w:top w:val="single" w:sz="4" w:space="0" w:color="AAAAAA"/>
               <w:start w:val="single" w:sz="4" w:space="0" w:color="AAAAAA"/>
@@ -3293,8 +3253,8 @@
       </w:tblPr>
       <w:tblGrid>
         <w:gridCol w:w="3000"/>
-        <w:gridCol w:w="4025"/>
-        <w:gridCol w:w="2001"/>
+        <w:gridCol w:w="4024"/>
+        <w:gridCol w:w="2002"/>
       </w:tblGrid>
       <w:tr>
         <w:trPr/>
@@ -3331,7 +3291,7 @@
         </w:tc>
         <w:tc>
           <w:tcPr>
-            <w:tcW w:w="4025" w:type="dxa"/>
+            <w:tcW w:w="4024" w:type="dxa"/>
             <w:tcBorders>
               <w:top w:val="single" w:sz="4" w:space="0" w:color="AAAAAA"/>
               <w:start w:val="single" w:sz="4" w:space="0" w:color="AAAAAA"/>
@@ -3362,7 +3322,7 @@
         </w:tc>
         <w:tc>
           <w:tcPr>
-            <w:tcW w:w="2001" w:type="dxa"/>
+            <w:tcW w:w="2002" w:type="dxa"/>
             <w:tcBorders>
               <w:top w:val="single" w:sz="4" w:space="0" w:color="AAAAAA"/>
               <w:start w:val="single" w:sz="4" w:space="0" w:color="AAAAAA"/>
@@ -3427,7 +3387,7 @@
         </w:tc>
         <w:tc>
           <w:tcPr>
-            <w:tcW w:w="4025" w:type="dxa"/>
+            <w:tcW w:w="4024" w:type="dxa"/>
             <w:tcBorders>
               <w:top w:val="single" w:sz="4" w:space="0" w:color="AAAAAA"/>
               <w:start w:val="single" w:sz="4" w:space="0" w:color="AAAAAA"/>
@@ -3458,7 +3418,7 @@
         </w:tc>
         <w:tc>
           <w:tcPr>
-            <w:tcW w:w="2001" w:type="dxa"/>
+            <w:tcW w:w="2002" w:type="dxa"/>
             <w:tcBorders>
               <w:top w:val="single" w:sz="4" w:space="0" w:color="AAAAAA"/>
               <w:start w:val="single" w:sz="4" w:space="0" w:color="AAAAAA"/>
@@ -3522,7 +3482,7 @@
         </w:tc>
         <w:tc>
           <w:tcPr>
-            <w:tcW w:w="4025" w:type="dxa"/>
+            <w:tcW w:w="4024" w:type="dxa"/>
             <w:tcBorders>
               <w:top w:val="single" w:sz="4" w:space="0" w:color="AAAAAA"/>
               <w:start w:val="single" w:sz="4" w:space="0" w:color="AAAAAA"/>
@@ -3552,7 +3512,7 @@
         </w:tc>
         <w:tc>
           <w:tcPr>
-            <w:tcW w:w="2001" w:type="dxa"/>
+            <w:tcW w:w="2002" w:type="dxa"/>
             <w:tcBorders>
               <w:top w:val="single" w:sz="4" w:space="0" w:color="AAAAAA"/>
               <w:start w:val="single" w:sz="4" w:space="0" w:color="AAAAAA"/>
@@ -3616,7 +3576,7 @@
         </w:tc>
         <w:tc>
           <w:tcPr>
-            <w:tcW w:w="4025" w:type="dxa"/>
+            <w:tcW w:w="4024" w:type="dxa"/>
             <w:tcBorders>
               <w:top w:val="single" w:sz="4" w:space="0" w:color="AAAAAA"/>
               <w:start w:val="single" w:sz="4" w:space="0" w:color="AAAAAA"/>
@@ -3647,7 +3607,7 @@
         </w:tc>
         <w:tc>
           <w:tcPr>
-            <w:tcW w:w="2001" w:type="dxa"/>
+            <w:tcW w:w="2002" w:type="dxa"/>
             <w:tcBorders>
               <w:top w:val="single" w:sz="4" w:space="0" w:color="AAAAAA"/>
               <w:start w:val="single" w:sz="4" w:space="0" w:color="AAAAAA"/>
@@ -3711,7 +3671,7 @@
         </w:tc>
         <w:tc>
           <w:tcPr>
-            <w:tcW w:w="4025" w:type="dxa"/>
+            <w:tcW w:w="4024" w:type="dxa"/>
             <w:tcBorders>
               <w:top w:val="single" w:sz="4" w:space="0" w:color="AAAAAA"/>
               <w:start w:val="single" w:sz="4" w:space="0" w:color="AAAAAA"/>
@@ -3741,7 +3701,7 @@
         </w:tc>
         <w:tc>
           <w:tcPr>
-            <w:tcW w:w="2001" w:type="dxa"/>
+            <w:tcW w:w="2002" w:type="dxa"/>
             <w:tcBorders>
               <w:top w:val="single" w:sz="4" w:space="0" w:color="AAAAAA"/>
               <w:start w:val="single" w:sz="4" w:space="0" w:color="AAAAAA"/>
@@ -3805,7 +3765,7 @@
         </w:tc>
         <w:tc>
           <w:tcPr>
-            <w:tcW w:w="4025" w:type="dxa"/>
+            <w:tcW w:w="4024" w:type="dxa"/>
             <w:tcBorders>
               <w:top w:val="single" w:sz="4" w:space="0" w:color="AAAAAA"/>
               <w:start w:val="single" w:sz="4" w:space="0" w:color="AAAAAA"/>
@@ -3836,7 +3796,7 @@
         </w:tc>
         <w:tc>
           <w:tcPr>
-            <w:tcW w:w="2001" w:type="dxa"/>
+            <w:tcW w:w="2002" w:type="dxa"/>
             <w:tcBorders>
               <w:top w:val="single" w:sz="4" w:space="0" w:color="AAAAAA"/>
               <w:start w:val="single" w:sz="4" w:space="0" w:color="AAAAAA"/>
@@ -4160,6 +4120,7 @@
     <w:qFormat/>
     <w:pPr>
       <w:widowControl/>
+      <w:suppressAutoHyphens w:val="true"/>
       <w:bidi w:val="0"/>
       <w:spacing w:before="0" w:after="0"/>
       <w:jc w:val="start"/>
@@ -4175,7 +4136,7 @@
   </w:style>
   <w:style w:type="paragraph" w:styleId="Heading1">
     <w:name w:val="heading 1"/>
-    <w:basedOn w:val="Balk"/>
+    <w:basedOn w:val="Balkuser"/>
     <w:qFormat/>
     <w:pPr/>
     <w:rPr>
@@ -4186,7 +4147,7 @@
   </w:style>
   <w:style w:type="paragraph" w:styleId="Heading2">
     <w:name w:val="heading 2"/>
-    <w:basedOn w:val="Balk"/>
+    <w:basedOn w:val="Balkuser"/>
     <w:qFormat/>
     <w:pPr/>
     <w:rPr>
@@ -4197,7 +4158,7 @@
   </w:style>
   <w:style w:type="paragraph" w:styleId="Heading3">
     <w:name w:val="heading 3"/>
-    <w:basedOn w:val="Balk"/>
+    <w:basedOn w:val="Balkuser"/>
     <w:qFormat/>
     <w:pPr/>
     <w:rPr>
@@ -4208,7 +4169,7 @@
   </w:style>
   <w:style w:type="paragraph" w:styleId="Heading4">
     <w:name w:val="heading 4"/>
-    <w:basedOn w:val="Balk"/>
+    <w:basedOn w:val="Balkuser"/>
     <w:qFormat/>
     <w:pPr/>
     <w:rPr>
@@ -4219,7 +4180,7 @@
   </w:style>
   <w:style w:type="paragraph" w:styleId="Heading5">
     <w:name w:val="heading 5"/>
-    <w:basedOn w:val="Balk"/>
+    <w:basedOn w:val="Balkuser"/>
     <w:qFormat/>
     <w:pPr/>
     <w:rPr>
@@ -4228,7 +4189,7 @@
   </w:style>
   <w:style w:type="paragraph" w:styleId="Heading6">
     <w:name w:val="heading 6"/>
-    <w:basedOn w:val="Balk"/>
+    <w:basedOn w:val="Balkuser"/>
     <w:qFormat/>
     <w:pPr/>
     <w:rPr>
@@ -4244,11 +4205,18 @@
       <w:u w:val="single"/>
     </w:rPr>
   </w:style>
-  <w:style w:type="character" w:styleId="DipnotKarakterleri">
-    <w:name w:val="Dipnot Karakterleri"/>
+  <w:style w:type="character" w:styleId="DipnotKarakterleriuser">
+    <w:name w:val="Dipnot Karakterleri (user)"/>
     <w:uiPriority w:val="99"/>
     <w:semiHidden/>
     <w:unhideWhenUsed/>
+    <w:qFormat/>
+    <w:rPr>
+      <w:vertAlign w:val="superscript"/>
+    </w:rPr>
+  </w:style>
+  <w:style w:type="character" w:styleId="DipnotKarakterleri">
+    <w:name w:val="Dipnot Karakterleri"/>
     <w:qFormat/>
     <w:rPr>
       <w:vertAlign w:val="superscript"/>
@@ -4329,9 +4297,35 @@
       <w:rFonts w:cs="Arial"/>
     </w:rPr>
   </w:style>
+  <w:style w:type="paragraph" w:styleId="Balkuser">
+    <w:name w:val="Başlık (user)"/>
+    <w:basedOn w:val="Normal"/>
+    <w:next w:val="BodyText"/>
+    <w:qFormat/>
+    <w:pPr>
+      <w:keepNext w:val="true"/>
+      <w:spacing w:before="240" w:after="120"/>
+    </w:pPr>
+    <w:rPr>
+      <w:rFonts w:ascii="Liberation Sans" w:hAnsi="Liberation Sans" w:eastAsia="Microsoft YaHei" w:cs="Arial"/>
+      <w:sz w:val="28"/>
+      <w:szCs w:val="28"/>
+    </w:rPr>
+  </w:style>
+  <w:style w:type="paragraph" w:styleId="Dizinuser">
+    <w:name w:val="Dizin (user)"/>
+    <w:basedOn w:val="Normal"/>
+    <w:qFormat/>
+    <w:pPr>
+      <w:suppressLineNumbers/>
+    </w:pPr>
+    <w:rPr>
+      <w:rFonts w:cs="Arial"/>
+    </w:rPr>
+  </w:style>
   <w:style w:type="paragraph" w:styleId="Title">
     <w:name w:val="Title"/>
-    <w:basedOn w:val="Balk"/>
+    <w:basedOn w:val="Balkuser"/>
     <w:qFormat/>
     <w:pPr/>
     <w:rPr>
@@ -4344,6 +4338,7 @@
     <w:qFormat/>
     <w:pPr>
       <w:widowControl/>
+      <w:suppressAutoHyphens w:val="true"/>
       <w:bidi w:val="0"/>
       <w:spacing w:before="0" w:after="0"/>
       <w:jc w:val="start"/>
@@ -4364,6 +4359,7 @@
     <w:qFormat/>
     <w:pPr>
       <w:widowControl/>
+      <w:suppressAutoHyphens w:val="true"/>
       <w:bidi w:val="0"/>
       <w:spacing w:before="0" w:after="0"/>
       <w:jc w:val="start"/>
